--- a/cv/Kfir_Braunstein_CSM_Master.docx
+++ b/cv/Kfir_Braunstein_CSM_Master.docx
@@ -72,7 +72,7 @@
           <w:color w:val="1a1a1a"/>
           <w:rtl w:val="0"/>
         </w:rPr>
-        <w:t xml:space="preserve">Product Manager and former Customer Success Manager with 5 years of experience at a B2B2C SaaS company serving 100+ municipalities and organizations across North America and Europe, engaging 12M+ residents. Owned about $2M ARR as a CSM, with renewal forecasts and success plans tied to client goals, and as a PM led the product side of onboarding, QBRs, and renewals.</w:t>
+        <w:t xml:space="preserve">Product Manager and former Customer Success Manager with 5 years of experience in B2B2C SaaS. Owned about $2M ARR as a CSM, with renewal forecasts and success plans tied to client goals, and as a PM led the product side of onboarding, QBRs, and renewals.</w:t>
       </w:r>
       <w:r>
         <w:rPr>

--- a/cv/Kfir_Braunstein_CSM_Master.docx
+++ b/cv/Kfir_Braunstein_CSM_Master.docx
@@ -72,7 +72,7 @@
           <w:color w:val="1a1a1a"/>
           <w:rtl w:val="0"/>
         </w:rPr>
-        <w:t xml:space="preserve">Product Manager and former Customer Success Manager with 5 years of experience in B2B2C SaaS. Owned about $2M ARR as a CSM, with renewal forecasts and success plans tied to client goals, and as a PM led the product side of onboarding, QBRs, and renewals.</w:t>
+        <w:t xml:space="preserve">Product Manager and former Customer Success Manager with 5 years of experience in onboarding, renewals, and account expansion in B2B2C SaaS. Built an engagement scoring system, event-triggered onboarding workflows, and a HubSpot CS ops layer, cutting onboarding time by 33%. As a CSM, owned about $2M ARR with 100% retention across 30+ accounts.</w:t>
       </w:r>
       <w:r>
         <w:rPr>

--- a/cv/Kfir_Braunstein_CSM_Master.docx
+++ b/cv/Kfir_Braunstein_CSM_Master.docx
@@ -1271,7 +1271,7 @@
           <w:color w:val="555555"/>
           <w:rtl w:val="0"/>
         </w:rPr>
-        <w:t xml:space="preserve">B.Arch. — Bachelor of Architecture  |  2015 - 2019</w:t>
+        <w:t xml:space="preserve">B.Arch. - Bachelor of Architecture  |  2015 - 2019</w:t>
       </w:r>
       <w:r>
         <w:rPr>
